--- a/文档/04_运营与冷启动/04_小红书公开构建素材(第四期).docx
+++ b/文档/04_运营与冷启动/04_小红书公开构建素材(第四期).docx
@@ -5,352 +5,712 @@
     <w:p>
       <w:pPr>
         <w:pStyle w:val="Heading1"/>
+        <w:keepNext/>
+        <w:spacing w:before="240" w:after="120"/>
       </w:pPr>
       <w:r>
+        <w:rPr>
+          <w:rFonts w:ascii="Microsoft YaHei" w:hAnsi="Microsoft YaHei"/>
+          <w:b/>
+          <w:color w:val="1F4E79"/>
+          <w:sz w:val="36"/>
+        </w:rPr>
+      </w:r>
+      <w:r>
+        <w:rPr>
+          <w:rFonts w:ascii="Microsoft YaHei" w:hAnsi="Microsoft YaHei"/>
+          <w:b/>
+          <w:color w:val="1F4E79"/>
+          <w:sz w:val="36"/>
+        </w:rPr>
         <w:t>食刻 (ShiKe) — 小红书公开构建 (Build in Public) 素材日记</w:t>
       </w:r>
     </w:p>
     <w:p>
       <w:pPr>
         <w:pStyle w:val="Heading2"/>
+        <w:keepNext/>
+        <w:spacing w:before="240" w:after="120"/>
       </w:pPr>
       <w:r>
+        <w:rPr>
+          <w:rFonts w:ascii="Microsoft YaHei" w:hAnsi="Microsoft YaHei"/>
+          <w:b/>
+          <w:color w:val="2E74B5"/>
+          <w:sz w:val="28"/>
+        </w:rPr>
+      </w:r>
+      <w:r>
+        <w:rPr>
+          <w:rFonts w:ascii="Microsoft YaHei" w:hAnsi="Microsoft YaHei"/>
+          <w:b/>
+          <w:color w:val="2E74B5"/>
+          <w:sz w:val="28"/>
+        </w:rPr>
         <w:t>运营素材 (第四期 - 双端联通与首个打卡闭环测试)</w:t>
       </w:r>
     </w:p>
     <w:p>
+      <w:pPr>
+        <w:spacing w:before="120" w:after="120"/>
+      </w:pPr>
       <w:r>
         <w:rPr>
-          <w:color w:val="C8C8C8"/>
+          <w:color w:val="B4B4B4"/>
         </w:rPr>
-        <w:t>____________________________________________________</w:t>
+        <w:t>——————————————————————————————————————————————————</w:t>
       </w:r>
     </w:p>
     <w:p>
       <w:pPr>
         <w:pStyle w:val="Heading2"/>
+        <w:keepNext/>
+        <w:spacing w:before="240" w:after="120"/>
       </w:pPr>
       <w:r>
+        <w:rPr>
+          <w:rFonts w:ascii="Microsoft YaHei" w:hAnsi="Microsoft YaHei"/>
+          <w:b/>
+          <w:color w:val="2E74B5"/>
+          <w:sz w:val="28"/>
+        </w:rPr>
+      </w:r>
+      <w:r>
+        <w:rPr>
+          <w:rFonts w:ascii="Microsoft YaHei" w:hAnsi="Microsoft YaHei"/>
+          <w:b/>
+          <w:color w:val="2E74B5"/>
+          <w:sz w:val="28"/>
+        </w:rPr>
         <w:t>📌 小红书文案模版四：【对赌绿勾亮起 &amp; 减脂空态美学】</w:t>
       </w:r>
     </w:p>
     <w:p>
       <w:pPr>
         <w:pStyle w:val="Heading3"/>
+        <w:keepNext/>
+        <w:spacing w:before="240" w:after="120"/>
       </w:pPr>
       <w:r>
+        <w:rPr>
+          <w:rFonts w:ascii="Microsoft YaHei" w:hAnsi="Microsoft YaHei"/>
+          <w:b/>
+          <w:color w:val="595959"/>
+          <w:sz w:val="24"/>
+        </w:rPr>
+      </w:r>
+      <w:r>
+        <w:rPr>
+          <w:rFonts w:ascii="Microsoft YaHei" w:hAnsi="Microsoft YaHei"/>
+          <w:b/>
+          <w:color w:val="595959"/>
+          <w:sz w:val="24"/>
+        </w:rPr>
         <w:t>💥 爆款标题建议：</w:t>
       </w:r>
     </w:p>
     <w:p>
       <w:pPr>
         <w:pStyle w:val="ListNumber"/>
+        <w:spacing w:after="60"/>
       </w:pPr>
       <w:r>
+        <w:rPr>
+          <w:rFonts w:ascii="Microsoft YaHei" w:hAnsi="Microsoft YaHei"/>
+        </w:rPr>
         <w:t>闺蜜对赌打卡连线成功！这个绿勾勾太爽了</w:t>
       </w:r>
     </w:p>
     <w:p>
       <w:pPr>
         <w:pStyle w:val="ListNumber"/>
+        <w:spacing w:after="60"/>
       </w:pPr>
       <w:r>
+        <w:rPr>
+          <w:rFonts w:ascii="Microsoft YaHei" w:hAnsi="Microsoft YaHei"/>
+        </w:rPr>
         <w:t>告别PPT设计图！给女友写的减脂App活了</w:t>
       </w:r>
     </w:p>
     <w:p>
       <w:pPr>
         <w:pStyle w:val="ListNumber"/>
+        <w:spacing w:after="60"/>
       </w:pPr>
       <w:r>
+        <w:rPr>
+          <w:rFonts w:ascii="Microsoft YaHei" w:hAnsi="Microsoft YaHei"/>
+        </w:rPr>
         <w:t>小程序活了！我跟女友组队测试，秒打卡！</w:t>
       </w:r>
     </w:p>
     <w:p>
+      <w:pPr>
+        <w:spacing w:before="120" w:after="120"/>
+      </w:pPr>
       <w:r>
         <w:rPr>
-          <w:color w:val="C8C8C8"/>
+          <w:color w:val="B4B4B4"/>
         </w:rPr>
-        <w:t>____________________________________________________</w:t>
+        <w:t>——————————————————————————————————————————————————</w:t>
       </w:r>
     </w:p>
     <w:p>
       <w:pPr>
         <w:pStyle w:val="Heading3"/>
+        <w:keepNext/>
+        <w:spacing w:before="240" w:after="120"/>
       </w:pPr>
       <w:r>
+        <w:rPr>
+          <w:rFonts w:ascii="Microsoft YaHei" w:hAnsi="Microsoft YaHei"/>
+          <w:b/>
+          <w:color w:val="595959"/>
+          <w:sz w:val="24"/>
+        </w:rPr>
+      </w:r>
+      <w:r>
+        <w:rPr>
+          <w:rFonts w:ascii="Microsoft YaHei" w:hAnsi="Microsoft YaHei"/>
+          <w:b/>
+          <w:color w:val="595959"/>
+          <w:sz w:val="24"/>
+        </w:rPr>
         <w:t>📝 正文内容：</w:t>
       </w:r>
     </w:p>
     <w:p>
+      <w:pPr>
+        <w:spacing w:after="120" w:line="276" w:lineRule="auto"/>
+      </w:pPr>
       <w:r>
+        <w:rPr>
+          <w:rFonts w:ascii="Microsoft YaHei" w:hAnsi="Microsoft YaHei"/>
+        </w:rPr>
         <w:t>家人们！给减脂期女朋友定制的 AI 小程序【食刻 (ShiKe)】今天迎来了一个里程碑式的进度！</w:t>
       </w:r>
     </w:p>
     <w:p>
+      <w:pPr>
+        <w:spacing w:after="120" w:line="276" w:lineRule="auto"/>
+      </w:pPr>
       <w:r>
+        <w:rPr>
+          <w:rFonts w:ascii="Microsoft YaHei" w:hAnsi="Microsoft YaHei"/>
+        </w:rPr>
         <w:t>小程序终于不再是只能看不能动的“静态PPT”了！今天我和女朋友进行了第一次双人组队打卡闭环测试，简直好玩到飞起！</w:t>
       </w:r>
     </w:p>
     <w:p>
+      <w:pPr>
+        <w:spacing w:after="120" w:line="276" w:lineRule="auto"/>
+      </w:pPr>
       <w:r>
+        <w:rPr>
+          <w:rFonts w:ascii="Microsoft YaHei" w:hAnsi="Microsoft YaHei"/>
+        </w:rPr>
         <w:t xml:space="preserve">👉 </w:t>
       </w:r>
       <w:r>
         <w:rPr>
+          <w:rFonts w:ascii="Microsoft YaHei" w:hAnsi="Microsoft YaHei"/>
           <w:b/>
         </w:rPr>
         <w:t>当我在我的手机上提交了今日饮食，她的手机屏幕上，我的名字旁边瞬间亮起了一个绿色的对勾（✓）！</w:t>
       </w:r>
-      <w:r/>
+      <w:r>
+        <w:rPr>
+          <w:rFonts w:ascii="Microsoft YaHei" w:hAnsi="Microsoft YaHei"/>
+        </w:rPr>
+      </w:r>
     </w:p>
     <w:p>
+      <w:pPr>
+        <w:spacing w:after="120" w:line="276" w:lineRule="auto"/>
+      </w:pPr>
       <w:r>
+        <w:rPr>
+          <w:rFonts w:ascii="Microsoft YaHei" w:hAnsi="Microsoft YaHei"/>
+        </w:rPr>
         <w:t>那种跟闺蜜/伴侣隔空联结、互相监督的真实感瞬间拉满！看着绿色对勾一个个亮起来，减脂这件事真的变成了一个解压的打关游戏！</w:t>
       </w:r>
     </w:p>
     <w:p>
+      <w:pPr>
+        <w:spacing w:before="120" w:after="120"/>
+      </w:pPr>
       <w:r>
         <w:rPr>
-          <w:color w:val="C8C8C8"/>
+          <w:color w:val="B4B4B4"/>
         </w:rPr>
-        <w:t>____________________________________________________</w:t>
+        <w:t>——————————————————————————————————————————————————</w:t>
       </w:r>
     </w:p>
     <w:p>
       <w:pPr>
         <w:pStyle w:val="Heading3"/>
+        <w:keepNext/>
+        <w:spacing w:before="240" w:after="120"/>
       </w:pPr>
       <w:r>
+        <w:rPr>
+          <w:rFonts w:ascii="Microsoft YaHei" w:hAnsi="Microsoft YaHei"/>
+          <w:b/>
+          <w:color w:val="595959"/>
+          <w:sz w:val="24"/>
+        </w:rPr>
+      </w:r>
+      <w:r>
+        <w:rPr>
+          <w:rFonts w:ascii="Microsoft YaHei" w:hAnsi="Microsoft YaHei"/>
+          <w:b/>
+          <w:color w:val="595959"/>
+          <w:sz w:val="24"/>
+        </w:rPr>
         <w:t>🌟 第四期最新进展（你的小程序“活”过来了）：</w:t>
       </w:r>
     </w:p>
     <w:p>
+      <w:pPr>
+        <w:spacing w:after="120" w:line="276" w:lineRule="auto"/>
+      </w:pPr>
       <w:r>
+        <w:rPr>
+          <w:rFonts w:ascii="Microsoft YaHei" w:hAnsi="Microsoft YaHei"/>
+        </w:rPr>
         <w:t>这几天把前端界面和后端大脑彻底连接在了一起，小程序的完成度已经非常高了：</w:t>
       </w:r>
     </w:p>
     <w:p>
       <w:pPr>
         <w:pStyle w:val="ListNumber"/>
+        <w:spacing w:after="60"/>
       </w:pPr>
-      <w:r/>
       <w:r>
         <w:rPr>
+          <w:rFonts w:ascii="Microsoft YaHei" w:hAnsi="Microsoft YaHei"/>
+        </w:rPr>
+      </w:r>
+      <w:r>
+        <w:rPr>
+          <w:rFonts w:ascii="Microsoft YaHei" w:hAnsi="Microsoft YaHei"/>
           <w:b/>
         </w:rPr>
         <w:t>超好看的“减脂挑战说明书”</w:t>
       </w:r>
       <w:r>
+        <w:rPr>
+          <w:rFonts w:ascii="Microsoft YaHei" w:hAnsi="Microsoft YaHei"/>
+        </w:rPr>
         <w:t xml:space="preserve"> 📖</w:t>
       </w:r>
     </w:p>
     <w:p>
       <w:pPr>
         <w:pStyle w:val="ListBullet"/>
-        <w:ind w:left="1080"/>
+        <w:spacing w:after="60"/>
       </w:pPr>
       <w:r>
-        <w:t xml:space="preserve">  为了防止单身或刚进来的姐妹迷路，如果还没加入任何小队，页面会自动渲染一张超级精致的磨砂玻璃“挑战指南”，教你如何创建小队或输入口令加入，细节设计感拉满！</w:t>
+        <w:rPr>
+          <w:rFonts w:ascii="Microsoft YaHei" w:hAnsi="Microsoft YaHei"/>
+        </w:rPr>
+        <w:t>为了防止单身或刚进来的姐妹迷路，如果还没加入任何小队，页面会自动渲染一张超级精致的磨砂玻璃“挑战指南”，教你如何创建小队或输入口令加入，细节设计感拉满！</w:t>
       </w:r>
     </w:p>
     <w:p>
       <w:pPr>
         <w:pStyle w:val="ListNumber"/>
+        <w:spacing w:after="60"/>
       </w:pPr>
-      <w:r/>
       <w:r>
         <w:rPr>
+          <w:rFonts w:ascii="Microsoft YaHei" w:hAnsi="Microsoft YaHei"/>
+        </w:rPr>
+      </w:r>
+      <w:r>
+        <w:rPr>
+          <w:rFonts w:ascii="Microsoft YaHei" w:hAnsi="Microsoft YaHei"/>
           <w:b/>
         </w:rPr>
         <w:t>“防重油”滑块完全生效</w:t>
       </w:r>
       <w:r>
+        <w:rPr>
+          <w:rFonts w:ascii="Microsoft YaHei" w:hAnsi="Microsoft YaHei"/>
+        </w:rPr>
         <w:t xml:space="preserve"> 🥗</w:t>
       </w:r>
     </w:p>
     <w:p>
       <w:pPr>
         <w:pStyle w:val="ListBullet"/>
-        <w:ind w:left="1080"/>
+        <w:spacing w:after="60"/>
       </w:pPr>
       <w:r>
-        <w:t xml:space="preserve">  拍照算热量后的“清淡/少油/重油”选择功能完全做好了！现在在手机上选择油量保存，后台的 25% 控油修正算法会瞬间在云端进行计算并把热量保存下来，十分听话！</w:t>
+        <w:rPr>
+          <w:rFonts w:ascii="Microsoft YaHei" w:hAnsi="Microsoft YaHei"/>
+        </w:rPr>
+        <w:t>拍照算热量后的“清淡/少油/重油”选择功能完全做好了！现在在手机上选择油量保存，后台的 25% 控油修正算法会瞬间在云端进行计算并把热量保存下来，十分听话！</w:t>
       </w:r>
     </w:p>
     <w:p>
       <w:pPr>
         <w:pStyle w:val="ListNumber"/>
+        <w:spacing w:after="60"/>
       </w:pPr>
-      <w:r/>
       <w:r>
         <w:rPr>
+          <w:rFonts w:ascii="Microsoft YaHei" w:hAnsi="Microsoft YaHei"/>
+        </w:rPr>
+      </w:r>
+      <w:r>
+        <w:rPr>
+          <w:rFonts w:ascii="Microsoft YaHei" w:hAnsi="Microsoft YaHei"/>
           <w:b/>
         </w:rPr>
         <w:t>抓出“热量归零”的小Bug</w:t>
       </w:r>
       <w:r>
+        <w:rPr>
+          <w:rFonts w:ascii="Microsoft YaHei" w:hAnsi="Microsoft YaHei"/>
+        </w:rPr>
         <w:t xml:space="preserve"> 🐛</w:t>
       </w:r>
     </w:p>
     <w:p>
       <w:pPr>
         <w:pStyle w:val="ListBullet"/>
-        <w:ind w:left="1080"/>
+        <w:spacing w:after="60"/>
       </w:pPr>
       <w:r>
-        <w:t xml:space="preserve">  测试的时候发现一个搞笑 Bug：拍照保存后热量总是莫名其妙被清空计为 0 焦耳（这要是给女朋友用，非得把我拉黑不可 😂）。不过已经被我连夜修复啦，现在每一卡路里都记录得整整齐齐！</w:t>
+        <w:rPr>
+          <w:rFonts w:ascii="Microsoft YaHei" w:hAnsi="Microsoft YaHei"/>
+        </w:rPr>
+        <w:t>测试的时候发现一个搞笑 Bug：拍照保存后热量总是莫名其妙被清空计为 0 焦耳（这要是给女朋友用，非得把我拉黑不可 😂）。不过已经被我连夜修复啦，现在每一卡路里都记录得整整齐齐！</w:t>
       </w:r>
     </w:p>
     <w:p>
       <w:pPr>
         <w:pStyle w:val="ListNumber"/>
+        <w:spacing w:after="60"/>
       </w:pPr>
-      <w:r/>
       <w:r>
         <w:rPr>
+          <w:rFonts w:ascii="Microsoft YaHei" w:hAnsi="Microsoft YaHei"/>
+        </w:rPr>
+      </w:r>
+      <w:r>
+        <w:rPr>
+          <w:rFonts w:ascii="Microsoft YaHei" w:hAnsi="Microsoft YaHei"/>
           <w:b/>
         </w:rPr>
         <w:t>真机联调测试成功</w:t>
       </w:r>
       <w:r>
+        <w:rPr>
+          <w:rFonts w:ascii="Microsoft YaHei" w:hAnsi="Microsoft YaHei"/>
+        </w:rPr>
         <w:t xml:space="preserve"> 📱📱</w:t>
       </w:r>
     </w:p>
     <w:p>
       <w:pPr>
         <w:pStyle w:val="ListBullet"/>
-        <w:ind w:left="1080"/>
+        <w:spacing w:after="60"/>
       </w:pPr>
       <w:r>
-        <w:t xml:space="preserve">  我和女友分别用两个手机真实组成了“减脂小分队”。注册、输入邀请码、加入小队、每日拍照打卡、看板数据更新……全部流程百分百跑通！</w:t>
+        <w:rPr>
+          <w:rFonts w:ascii="Microsoft YaHei" w:hAnsi="Microsoft YaHei"/>
+        </w:rPr>
+        <w:t>我和女友分别用两个手机真实组成了“减脂小分队”。注册、输入邀请码、加入小队、每日拍照打卡、看板数据更新……全部流程百分百跑通！</w:t>
       </w:r>
     </w:p>
     <w:p>
+      <w:pPr>
+        <w:spacing w:before="120" w:after="120"/>
+      </w:pPr>
       <w:r>
         <w:rPr>
-          <w:color w:val="C8C8C8"/>
+          <w:color w:val="B4B4B4"/>
         </w:rPr>
-        <w:t>____________________________________________________</w:t>
+        <w:t>——————————————————————————————————————————————————</w:t>
       </w:r>
     </w:p>
     <w:p>
       <w:pPr>
         <w:pStyle w:val="Heading3"/>
+        <w:keepNext/>
+        <w:spacing w:before="240" w:after="120"/>
       </w:pPr>
       <w:r>
+        <w:rPr>
+          <w:rFonts w:ascii="Microsoft YaHei" w:hAnsi="Microsoft YaHei"/>
+          <w:b/>
+          <w:color w:val="595959"/>
+          <w:sz w:val="24"/>
+        </w:rPr>
+      </w:r>
+      <w:r>
+        <w:rPr>
+          <w:rFonts w:ascii="Microsoft YaHei" w:hAnsi="Microsoft YaHei"/>
+          <w:b/>
+          <w:color w:val="595959"/>
+          <w:sz w:val="24"/>
+        </w:rPr>
         <w:t>🎁 开发者碎碎念：</w:t>
       </w:r>
     </w:p>
     <w:p>
+      <w:pPr>
+        <w:spacing w:after="120" w:line="276" w:lineRule="auto"/>
+      </w:pPr>
       <w:r>
+        <w:rPr>
+          <w:rFonts w:ascii="Microsoft YaHei" w:hAnsi="Microsoft YaHei"/>
+        </w:rPr>
         <w:t>看着两个测试手机并排摆在桌上，当一个账号打卡完，另一个账号的打卡榜单上对应的名字立刻亮起绿色对勾，那一刻的成就感真的无以言表！女朋友在一旁疯狂点击，说这个极简玻璃拟态 UI 越看越喜欢，我已经迫不及待想给第一批内测的宝子们体验了！</w:t>
       </w:r>
     </w:p>
     <w:p>
+      <w:pPr>
+        <w:spacing w:after="120" w:line="276" w:lineRule="auto"/>
+      </w:pPr>
       <w:r>
+        <w:rPr>
+          <w:rFonts w:ascii="Microsoft YaHei" w:hAnsi="Microsoft YaHei"/>
+        </w:rPr>
         <w:t>下一阶段我们将攻克</w:t>
       </w:r>
       <w:r>
         <w:rPr>
+          <w:rFonts w:ascii="Microsoft YaHei" w:hAnsi="Microsoft YaHei"/>
           <w:b/>
         </w:rPr>
         <w:t>“AI 视觉大模型接口联调”</w:t>
       </w:r>
       <w:r>
+        <w:rPr>
+          <w:rFonts w:ascii="Microsoft YaHei" w:hAnsi="Microsoft YaHei"/>
+        </w:rPr>
         <w:t>，把拍照识别实物的黑科技彻底跑通！</w:t>
       </w:r>
     </w:p>
     <w:p>
+      <w:pPr>
+        <w:spacing w:after="120" w:line="276" w:lineRule="auto"/>
+      </w:pPr>
       <w:r>
+        <w:rPr>
+          <w:rFonts w:ascii="Microsoft YaHei" w:hAnsi="Microsoft YaHei"/>
+        </w:rPr>
         <w:t>大家觉得在小程序里，没打卡的人要不要在小队里被罚一个“猪头”或者“小丑”头像？😂</w:t>
       </w:r>
     </w:p>
     <w:p>
+      <w:pPr>
+        <w:spacing w:after="120" w:line="276" w:lineRule="auto"/>
+      </w:pPr>
       <w:r>
+        <w:rPr>
+          <w:rFonts w:ascii="Microsoft YaHei" w:hAnsi="Microsoft YaHei"/>
+        </w:rPr>
         <w:t>想要第一批测试“防重油卡路里”和“闺蜜组队”的宝子们，欢迎在评论区抠【1】，下周联调好就来带大家一起玩！👇</w:t>
       </w:r>
     </w:p>
     <w:p>
+      <w:pPr>
+        <w:spacing w:before="120" w:after="120"/>
+      </w:pPr>
       <w:r>
         <w:rPr>
-          <w:color w:val="C8C8C8"/>
+          <w:color w:val="B4B4B4"/>
         </w:rPr>
-        <w:t>____________________________________________________</w:t>
+        <w:t>——————————————————————————————————————————————————</w:t>
       </w:r>
     </w:p>
     <w:p>
       <w:pPr>
         <w:pStyle w:val="Heading3"/>
+        <w:keepNext/>
+        <w:spacing w:before="240" w:after="120"/>
       </w:pPr>
       <w:r>
+        <w:rPr>
+          <w:rFonts w:ascii="Microsoft YaHei" w:hAnsi="Microsoft YaHei"/>
+          <w:b/>
+          <w:color w:val="595959"/>
+          <w:sz w:val="24"/>
+        </w:rPr>
+      </w:r>
+      <w:r>
+        <w:rPr>
+          <w:rFonts w:ascii="Microsoft YaHei" w:hAnsi="Microsoft YaHei"/>
+          <w:b/>
+          <w:color w:val="595959"/>
+          <w:sz w:val="24"/>
+        </w:rPr>
         <w:t>🏷️ 热门标签推荐：</w:t>
       </w:r>
     </w:p>
     <w:p>
+      <w:pPr>
+        <w:spacing w:after="120" w:line="276" w:lineRule="auto"/>
+      </w:pPr>
       <w:r>
+        <w:rPr>
+          <w:rFonts w:ascii="Microsoft YaHei" w:hAnsi="Microsoft YaHei"/>
+        </w:rPr>
         <w:t>#独立开发 #BuildInPublic #程序员的浪漫 #给女朋友写个APP #AI应用 #减脂打卡 #闺蜜组队 #健康饮食 #自律生活 #我的开发日记</w:t>
       </w:r>
     </w:p>
     <w:p>
+      <w:pPr>
+        <w:spacing w:before="120" w:after="120"/>
+      </w:pPr>
       <w:r>
         <w:rPr>
-          <w:color w:val="C8C8C8"/>
+          <w:color w:val="B4B4B4"/>
         </w:rPr>
-        <w:t>____________________________________________________</w:t>
+        <w:t>——————————————————————————————————————————————————</w:t>
       </w:r>
     </w:p>
     <w:p>
       <w:pPr>
         <w:pStyle w:val="Heading2"/>
+        <w:keepNext/>
+        <w:spacing w:before="240" w:after="120"/>
       </w:pPr>
       <w:r>
+        <w:rPr>
+          <w:rFonts w:ascii="Microsoft YaHei" w:hAnsi="Microsoft YaHei"/>
+          <w:b/>
+          <w:color w:val="2E74B5"/>
+          <w:sz w:val="28"/>
+        </w:rPr>
+      </w:r>
+      <w:r>
+        <w:rPr>
+          <w:rFonts w:ascii="Microsoft YaHei" w:hAnsi="Microsoft YaHei"/>
+          <w:b/>
+          <w:color w:val="2E74B5"/>
+          <w:sz w:val="28"/>
+        </w:rPr>
         <w:t>📌 配图素材建议 (images/phase4 文件夹中已备好)：</w:t>
       </w:r>
     </w:p>
     <w:p>
       <w:pPr>
         <w:pStyle w:val="ListNumber"/>
+        <w:spacing w:after="60"/>
       </w:pPr>
-      <w:r/>
       <w:r>
         <w:rPr>
+          <w:rFonts w:ascii="Microsoft YaHei" w:hAnsi="Microsoft YaHei"/>
+        </w:rPr>
+      </w:r>
+      <w:r>
+        <w:rPr>
+          <w:rFonts w:ascii="Microsoft YaHei" w:hAnsi="Microsoft YaHei"/>
           <w:b/>
         </w:rPr>
         <w:t>图一 (封面)</w:t>
       </w:r>
       <w:r>
-        <w:t>：[dynamic_checkin_success.png](file:///D:/heming/shike/文档/02_需求与交互设计/images/phase4/dynamic_checkin_success.png) (两个手机并排摆在木桌上，屏幕亮起高颜值对赌打卡界面，绿色对勾亮起的实拍概念图)</w:t>
+        <w:rPr>
+          <w:rFonts w:ascii="Microsoft YaHei" w:hAnsi="Microsoft YaHei"/>
+        </w:rPr>
+        <w:t>：</w:t>
+      </w:r>
+      <w:r>
+        <w:rPr>
+          <w:rFonts w:ascii="Microsoft YaHei" w:hAnsi="Microsoft YaHei"/>
+          <w:color w:val="003399"/>
+          <w:u w:val="single"/>
+        </w:rPr>
+        <w:t>dynamic_checkin_success.png (file:///D:/heming/shike/文档/02_需求与交互设计/images/phase4/dynamic_checkin_success.png)</w:t>
+      </w:r>
+      <w:r>
+        <w:rPr>
+          <w:rFonts w:ascii="Microsoft YaHei" w:hAnsi="Microsoft YaHei"/>
+        </w:rPr>
+        <w:t xml:space="preserve"> (两个手机并排摆在木桌上，屏幕亮起高颜值对赌打卡界面，绿色对勾亮起的实拍概念图)</w:t>
       </w:r>
     </w:p>
     <w:p>
       <w:pPr>
         <w:pStyle w:val="ListNumber"/>
+        <w:spacing w:after="60"/>
       </w:pPr>
-      <w:r/>
       <w:r>
         <w:rPr>
+          <w:rFonts w:ascii="Microsoft YaHei" w:hAnsi="Microsoft YaHei"/>
+        </w:rPr>
+      </w:r>
+      <w:r>
+        <w:rPr>
+          <w:rFonts w:ascii="Microsoft YaHei" w:hAnsi="Microsoft YaHei"/>
           <w:b/>
         </w:rPr>
         <w:t>图二</w:t>
       </w:r>
       <w:r>
-        <w:t>：[empty_state_guide.png](file:///D:/heming/shike/文档/02_需求与交互设计/images/phase4/empty_state_guide.png) (无小队状态下，磨砂玻璃拟态的“挑战指南”说明书页面，看起来十分高大上)</w:t>
+        <w:rPr>
+          <w:rFonts w:ascii="Microsoft YaHei" w:hAnsi="Microsoft YaHei"/>
+        </w:rPr>
+        <w:t>：</w:t>
+      </w:r>
+      <w:r>
+        <w:rPr>
+          <w:rFonts w:ascii="Microsoft YaHei" w:hAnsi="Microsoft YaHei"/>
+          <w:color w:val="003399"/>
+          <w:u w:val="single"/>
+        </w:rPr>
+        <w:t>empty_state_guide.png (file:///D:/heming/shike/文档/02_需求与交互设计/images/phase4/empty_state_guide.png)</w:t>
+      </w:r>
+      <w:r>
+        <w:rPr>
+          <w:rFonts w:ascii="Microsoft YaHei" w:hAnsi="Microsoft YaHei"/>
+        </w:rPr>
+        <w:t xml:space="preserve"> (无小队状态下，磨砂玻璃拟态的“挑战指南”说明书页面，看起来十分高大上)</w:t>
       </w:r>
     </w:p>
     <w:p>
       <w:pPr>
         <w:pStyle w:val="ListNumber"/>
+        <w:spacing w:after="60"/>
       </w:pPr>
-      <w:r/>
       <w:r>
         <w:rPr>
+          <w:rFonts w:ascii="Microsoft YaHei" w:hAnsi="Microsoft YaHei"/>
+        </w:rPr>
+      </w:r>
+      <w:r>
+        <w:rPr>
+          <w:rFonts w:ascii="Microsoft YaHei" w:hAnsi="Microsoft YaHei"/>
           <w:b/>
         </w:rPr>
         <w:t>图三</w:t>
       </w:r>
       <w:r>
-        <w:t>：[oil_save_success.png](file:///D:/heming/shike/文档/02_需求与交互设计/images/phase4/oil_save_success.png) (用户选择“清淡”保存成功后，热量扣减并在首页圆环渲染出最新剩余额度的流畅界面图)</w:t>
+        <w:rPr>
+          <w:rFonts w:ascii="Microsoft YaHei" w:hAnsi="Microsoft YaHei"/>
+        </w:rPr>
+        <w:t>：</w:t>
+      </w:r>
+      <w:r>
+        <w:rPr>
+          <w:rFonts w:ascii="Microsoft YaHei" w:hAnsi="Microsoft YaHei"/>
+          <w:color w:val="003399"/>
+          <w:u w:val="single"/>
+        </w:rPr>
+        <w:t>oil_save_success.png (file:///D:/heming/shike/文档/02_需求与交互设计/images/phase4/oil_save_success.png)</w:t>
+      </w:r>
+      <w:r>
+        <w:rPr>
+          <w:rFonts w:ascii="Microsoft YaHei" w:hAnsi="Microsoft YaHei"/>
+        </w:rPr>
+        <w:t xml:space="preserve"> (用户选择“清淡”保存成功后，热量扣减并在首页圆环渲染出最新剩余额度的流畅界面图)</w:t>
       </w:r>
     </w:p>
     <w:sectPr>
@@ -726,6 +1086,10 @@
     <w:name w:val="Normal"/>
     <w:qFormat/>
     <w:rsid w:val="00FC693F"/>
+    <w:rPr>
+      <w:rFonts w:ascii="Microsoft YaHei" w:hAnsi="Microsoft YaHei"/>
+      <w:sz w:val="22"/>
+    </w:rPr>
   </w:style>
   <w:style w:type="paragraph" w:styleId="Header">
     <w:name w:val="header"/>

--- a/文档/04_运营与冷启动/04_小红书公开构建素材(第四期).docx
+++ b/文档/04_运营与冷启动/04_小红书公开构建素材(第四期).docx
@@ -5,712 +5,217 @@
     <w:p>
       <w:pPr>
         <w:pStyle w:val="Heading1"/>
-        <w:keepNext/>
-        <w:spacing w:before="240" w:after="120"/>
       </w:pPr>
       <w:r>
-        <w:rPr>
-          <w:rFonts w:ascii="Microsoft YaHei" w:hAnsi="Microsoft YaHei"/>
-          <w:b/>
-          <w:color w:val="1F4E79"/>
-          <w:sz w:val="36"/>
-        </w:rPr>
-      </w:r>
-      <w:r>
-        <w:rPr>
-          <w:rFonts w:ascii="Microsoft YaHei" w:hAnsi="Microsoft YaHei"/>
-          <w:b/>
-          <w:color w:val="1F4E79"/>
-          <w:sz w:val="36"/>
-        </w:rPr>
         <w:t>食刻 (ShiKe) — 小红书公开构建 (Build in Public) 素材日记</w:t>
       </w:r>
     </w:p>
     <w:p>
       <w:pPr>
         <w:pStyle w:val="Heading2"/>
-        <w:keepNext/>
-        <w:spacing w:before="240" w:after="120"/>
       </w:pPr>
       <w:r>
-        <w:rPr>
-          <w:rFonts w:ascii="Microsoft YaHei" w:hAnsi="Microsoft YaHei"/>
-          <w:b/>
-          <w:color w:val="2E74B5"/>
-          <w:sz w:val="28"/>
-        </w:rPr>
-      </w:r>
-      <w:r>
-        <w:rPr>
-          <w:rFonts w:ascii="Microsoft YaHei" w:hAnsi="Microsoft YaHei"/>
-          <w:b/>
-          <w:color w:val="2E74B5"/>
-          <w:sz w:val="28"/>
-        </w:rPr>
-        <w:t>运营素材 (第四期 - 双端联通与首个打卡闭环测试)</w:t>
+        <w:t>运营素材 (第四期 - 告别纸上谈兵与首个打卡闭环测试)</w:t>
       </w:r>
     </w:p>
     <w:p>
-      <w:pPr>
-        <w:spacing w:before="120" w:after="120"/>
-      </w:pPr>
       <w:r>
         <w:rPr>
-          <w:color w:val="B4B4B4"/>
+          <w:color w:val="C8C8C8"/>
         </w:rPr>
-        <w:t>——————————————————————————————————————————————————</w:t>
-      </w:r>
-    </w:p>
-    <w:p>
-      <w:pPr>
-        <w:pStyle w:val="Heading2"/>
-        <w:keepNext/>
-        <w:spacing w:before="240" w:after="120"/>
-      </w:pPr>
-      <w:r>
-        <w:rPr>
-          <w:rFonts w:ascii="Microsoft YaHei" w:hAnsi="Microsoft YaHei"/>
-          <w:b/>
-          <w:color w:val="2E74B5"/>
-          <w:sz w:val="28"/>
-        </w:rPr>
-      </w:r>
-      <w:r>
-        <w:rPr>
-          <w:rFonts w:ascii="Microsoft YaHei" w:hAnsi="Microsoft YaHei"/>
-          <w:b/>
-          <w:color w:val="2E74B5"/>
-          <w:sz w:val="28"/>
-        </w:rPr>
-        <w:t>📌 小红书文案模版四：【对赌绿勾亮起 &amp; 减脂空态美学】</w:t>
+        <w:t>____________________________________________________</w:t>
       </w:r>
     </w:p>
     <w:p>
       <w:pPr>
         <w:pStyle w:val="Heading3"/>
-        <w:keepNext/>
-        <w:spacing w:before="240" w:after="120"/>
       </w:pPr>
       <w:r>
-        <w:rPr>
-          <w:rFonts w:ascii="Microsoft YaHei" w:hAnsi="Microsoft YaHei"/>
-          <w:b/>
-          <w:color w:val="595959"/>
-          <w:sz w:val="24"/>
-        </w:rPr>
-      </w:r>
-      <w:r>
-        <w:rPr>
-          <w:rFonts w:ascii="Microsoft YaHei" w:hAnsi="Microsoft YaHei"/>
-          <w:b/>
-          <w:color w:val="595959"/>
-          <w:sz w:val="24"/>
-        </w:rPr>
         <w:t>💥 爆款标题建议：</w:t>
       </w:r>
     </w:p>
     <w:p>
       <w:pPr>
         <w:pStyle w:val="ListNumber"/>
-        <w:spacing w:after="60"/>
       </w:pPr>
       <w:r>
-        <w:rPr>
-          <w:rFonts w:ascii="Microsoft YaHei" w:hAnsi="Microsoft YaHei"/>
-        </w:rPr>
-        <w:t>闺蜜对赌打卡连线成功！这个绿勾勾太爽了</w:t>
+        <w:t>告别虚假打卡！我和闺蜜的第一张绿勾✓</w:t>
       </w:r>
     </w:p>
     <w:p>
       <w:pPr>
         <w:pStyle w:val="ListNumber"/>
-        <w:spacing w:after="60"/>
       </w:pPr>
       <w:r>
-        <w:rPr>
-          <w:rFonts w:ascii="Microsoft YaHei" w:hAnsi="Microsoft YaHei"/>
-        </w:rPr>
-        <w:t>告别PPT设计图！给女友写的减脂App活了</w:t>
+        <w:t>小程序活了！跟闺蜜组队打卡太爽了吧！</w:t>
       </w:r>
     </w:p>
     <w:p>
       <w:pPr>
         <w:pStyle w:val="ListNumber"/>
-        <w:spacing w:after="60"/>
       </w:pPr>
       <w:r>
-        <w:rPr>
-          <w:rFonts w:ascii="Microsoft YaHei" w:hAnsi="Microsoft YaHei"/>
-        </w:rPr>
-        <w:t>小程序活了！我跟女友组队测试，秒打卡！</w:t>
+        <w:t>减脂App终于活了！这个打卡连线我吹爆</w:t>
       </w:r>
     </w:p>
     <w:p>
-      <w:pPr>
-        <w:spacing w:before="120" w:after="120"/>
-      </w:pPr>
       <w:r>
         <w:rPr>
-          <w:color w:val="B4B4B4"/>
+          <w:color w:val="C8C8C8"/>
         </w:rPr>
-        <w:t>——————————————————————————————————————————————————</w:t>
+        <w:t>____________________________________________________</w:t>
       </w:r>
     </w:p>
     <w:p>
       <w:pPr>
         <w:pStyle w:val="Heading3"/>
-        <w:keepNext/>
-        <w:spacing w:before="240" w:after="120"/>
       </w:pPr>
       <w:r>
-        <w:rPr>
-          <w:rFonts w:ascii="Microsoft YaHei" w:hAnsi="Microsoft YaHei"/>
-          <w:b/>
-          <w:color w:val="595959"/>
-          <w:sz w:val="24"/>
-        </w:rPr>
-      </w:r>
-      <w:r>
-        <w:rPr>
-          <w:rFonts w:ascii="Microsoft YaHei" w:hAnsi="Microsoft YaHei"/>
-          <w:b/>
-          <w:color w:val="595959"/>
-          <w:sz w:val="24"/>
-        </w:rPr>
         <w:t>📝 正文内容：</w:t>
       </w:r>
     </w:p>
     <w:p>
-      <w:pPr>
-        <w:spacing w:after="120" w:line="276" w:lineRule="auto"/>
-      </w:pPr>
       <w:r>
-        <w:rPr>
-          <w:rFonts w:ascii="Microsoft YaHei" w:hAnsi="Microsoft YaHei"/>
-        </w:rPr>
-        <w:t>家人们！给减脂期女朋友定制的 AI 小程序【食刻 (ShiKe)】今天迎来了一个里程碑式的进度！</w:t>
+        <w:t>别再搞“塑料姐妹式减脂”了！群里立 Flag 互相监督，第四天就默契地一起断更？</w:t>
       </w:r>
     </w:p>
     <w:p>
-      <w:pPr>
-        <w:spacing w:after="120" w:line="276" w:lineRule="auto"/>
-      </w:pPr>
       <w:r>
-        <w:rPr>
-          <w:rFonts w:ascii="Microsoft YaHei" w:hAnsi="Microsoft YaHei"/>
-        </w:rPr>
-        <w:t>小程序终于不再是只能看不能动的“静态PPT”了！今天我和女朋友进行了第一次双人组队打卡闭环测试，简直好玩到飞起！</w:t>
+        <w:t>今天，我和女朋友的测试手机彻底联线成功了！</w:t>
       </w:r>
     </w:p>
     <w:p>
-      <w:pPr>
-        <w:spacing w:after="120" w:line="276" w:lineRule="auto"/>
-      </w:pPr>
       <w:r>
-        <w:rPr>
-          <w:rFonts w:ascii="Microsoft YaHei" w:hAnsi="Microsoft YaHei"/>
-        </w:rPr>
         <w:t xml:space="preserve">👉 </w:t>
       </w:r>
       <w:r>
         <w:rPr>
-          <w:rFonts w:ascii="Microsoft YaHei" w:hAnsi="Microsoft YaHei"/>
           <w:b/>
         </w:rPr>
-        <w:t>当我在我的手机上提交了今日饮食，她的手机屏幕上，我的名字旁边瞬间亮起了一个绿色的对勾（✓）！</w:t>
+        <w:t>实打实打卡联线</w:t>
+      </w:r>
+      <w:r>
+        <w:t>：我一打卡，她手机上我的名字旁瞬间亮起绿勾（✓）！闺蜜有没有偷懒一目了然！</w:t>
+      </w:r>
+    </w:p>
+    <w:p>
+      <w:r>
+        <w:t xml:space="preserve">👉 </w:t>
       </w:r>
       <w:r>
         <w:rPr>
-          <w:rFonts w:ascii="Microsoft YaHei" w:hAnsi="Microsoft YaHei"/>
+          <w:b/>
         </w:rPr>
+        <w:t>磨砂玻璃“挑战指南”</w:t>
+      </w:r>
+      <w:r>
+        <w:t>：独行侠姐妹加入时，超好看的说明页引导你建队/输入口令！</w:t>
       </w:r>
     </w:p>
     <w:p>
-      <w:pPr>
-        <w:spacing w:after="120" w:line="276" w:lineRule="auto"/>
-      </w:pPr>
+      <w:r>
+        <w:t xml:space="preserve">👉 </w:t>
+      </w:r>
       <w:r>
         <w:rPr>
-          <w:rFonts w:ascii="Microsoft YaHei" w:hAnsi="Microsoft YaHei"/>
+          <w:b/>
         </w:rPr>
-        <w:t>那种跟闺蜜/伴侣隔空联结、互相监督的真实感瞬间拉满！看着绿色对勾一个个亮起来，减脂这件事真的变成了一个解压的打关游戏！</w:t>
+        <w:t>油脂修正算法完全生效</w:t>
+      </w:r>
+      <w:r>
+        <w:t>：手机选完油量保存，瞬间在云端扣减或上浮热量！</w:t>
       </w:r>
     </w:p>
     <w:p>
-      <w:pPr>
-        <w:spacing w:before="120" w:after="120"/>
-      </w:pPr>
+      <w:r>
+        <w:t>真机闭环流程100%跑通，感觉太棒了！</w:t>
+      </w:r>
+    </w:p>
+    <w:p>
+      <w:r>
+        <w:t>下阶段攻克AI视觉联调。想第一批组队测试的宝子评论区扣1👇</w:t>
+      </w:r>
+    </w:p>
+    <w:p>
       <w:r>
         <w:rPr>
-          <w:color w:val="B4B4B4"/>
+          <w:color w:val="C8C8C8"/>
         </w:rPr>
-        <w:t>——————————————————————————————————————————————————</w:t>
+        <w:t>____________________________________________________</w:t>
       </w:r>
     </w:p>
     <w:p>
       <w:pPr>
         <w:pStyle w:val="Heading3"/>
-        <w:keepNext/>
-        <w:spacing w:before="240" w:after="120"/>
       </w:pPr>
       <w:r>
-        <w:rPr>
-          <w:rFonts w:ascii="Microsoft YaHei" w:hAnsi="Microsoft YaHei"/>
-          <w:b/>
-          <w:color w:val="595959"/>
-          <w:sz w:val="24"/>
-        </w:rPr>
-      </w:r>
-      <w:r>
-        <w:rPr>
-          <w:rFonts w:ascii="Microsoft YaHei" w:hAnsi="Microsoft YaHei"/>
-          <w:b/>
-          <w:color w:val="595959"/>
-          <w:sz w:val="24"/>
-        </w:rPr>
-        <w:t>🌟 第四期最新进展（你的小程序“活”过来了）：</w:t>
-      </w:r>
-    </w:p>
-    <w:p>
-      <w:pPr>
-        <w:spacing w:after="120" w:line="276" w:lineRule="auto"/>
-      </w:pPr>
-      <w:r>
-        <w:rPr>
-          <w:rFonts w:ascii="Microsoft YaHei" w:hAnsi="Microsoft YaHei"/>
-        </w:rPr>
-        <w:t>这几天把前端界面和后端大脑彻底连接在了一起，小程序的完成度已经非常高了：</w:t>
-      </w:r>
-    </w:p>
-    <w:p>
-      <w:pPr>
-        <w:pStyle w:val="ListNumber"/>
-        <w:spacing w:after="60"/>
-      </w:pPr>
-      <w:r>
-        <w:rPr>
-          <w:rFonts w:ascii="Microsoft YaHei" w:hAnsi="Microsoft YaHei"/>
-        </w:rPr>
-      </w:r>
-      <w:r>
-        <w:rPr>
-          <w:rFonts w:ascii="Microsoft YaHei" w:hAnsi="Microsoft YaHei"/>
-          <w:b/>
-        </w:rPr>
-        <w:t>超好看的“减脂挑战说明书”</w:t>
-      </w:r>
-      <w:r>
-        <w:rPr>
-          <w:rFonts w:ascii="Microsoft YaHei" w:hAnsi="Microsoft YaHei"/>
-        </w:rPr>
-        <w:t xml:space="preserve"> 📖</w:t>
-      </w:r>
-    </w:p>
-    <w:p>
-      <w:pPr>
-        <w:pStyle w:val="ListBullet"/>
-        <w:spacing w:after="60"/>
-      </w:pPr>
-      <w:r>
-        <w:rPr>
-          <w:rFonts w:ascii="Microsoft YaHei" w:hAnsi="Microsoft YaHei"/>
-        </w:rPr>
-        <w:t>为了防止单身或刚进来的姐妹迷路，如果还没加入任何小队，页面会自动渲染一张超级精致的磨砂玻璃“挑战指南”，教你如何创建小队或输入口令加入，细节设计感拉满！</w:t>
-      </w:r>
-    </w:p>
-    <w:p>
-      <w:pPr>
-        <w:pStyle w:val="ListNumber"/>
-        <w:spacing w:after="60"/>
-      </w:pPr>
-      <w:r>
-        <w:rPr>
-          <w:rFonts w:ascii="Microsoft YaHei" w:hAnsi="Microsoft YaHei"/>
-        </w:rPr>
-      </w:r>
-      <w:r>
-        <w:rPr>
-          <w:rFonts w:ascii="Microsoft YaHei" w:hAnsi="Microsoft YaHei"/>
-          <w:b/>
-        </w:rPr>
-        <w:t>“防重油”滑块完全生效</w:t>
-      </w:r>
-      <w:r>
-        <w:rPr>
-          <w:rFonts w:ascii="Microsoft YaHei" w:hAnsi="Microsoft YaHei"/>
-        </w:rPr>
-        <w:t xml:space="preserve"> 🥗</w:t>
-      </w:r>
-    </w:p>
-    <w:p>
-      <w:pPr>
-        <w:pStyle w:val="ListBullet"/>
-        <w:spacing w:after="60"/>
-      </w:pPr>
-      <w:r>
-        <w:rPr>
-          <w:rFonts w:ascii="Microsoft YaHei" w:hAnsi="Microsoft YaHei"/>
-        </w:rPr>
-        <w:t>拍照算热量后的“清淡/少油/重油”选择功能完全做好了！现在在手机上选择油量保存，后台的 25% 控油修正算法会瞬间在云端进行计算并把热量保存下来，十分听话！</w:t>
-      </w:r>
-    </w:p>
-    <w:p>
-      <w:pPr>
-        <w:pStyle w:val="ListNumber"/>
-        <w:spacing w:after="60"/>
-      </w:pPr>
-      <w:r>
-        <w:rPr>
-          <w:rFonts w:ascii="Microsoft YaHei" w:hAnsi="Microsoft YaHei"/>
-        </w:rPr>
-      </w:r>
-      <w:r>
-        <w:rPr>
-          <w:rFonts w:ascii="Microsoft YaHei" w:hAnsi="Microsoft YaHei"/>
-          <w:b/>
-        </w:rPr>
-        <w:t>抓出“热量归零”的小Bug</w:t>
-      </w:r>
-      <w:r>
-        <w:rPr>
-          <w:rFonts w:ascii="Microsoft YaHei" w:hAnsi="Microsoft YaHei"/>
-        </w:rPr>
-        <w:t xml:space="preserve"> 🐛</w:t>
-      </w:r>
-    </w:p>
-    <w:p>
-      <w:pPr>
-        <w:pStyle w:val="ListBullet"/>
-        <w:spacing w:after="60"/>
-      </w:pPr>
-      <w:r>
-        <w:rPr>
-          <w:rFonts w:ascii="Microsoft YaHei" w:hAnsi="Microsoft YaHei"/>
-        </w:rPr>
-        <w:t>测试的时候发现一个搞笑 Bug：拍照保存后热量总是莫名其妙被清空计为 0 焦耳（这要是给女朋友用，非得把我拉黑不可 😂）。不过已经被我连夜修复啦，现在每一卡路里都记录得整整齐齐！</w:t>
-      </w:r>
-    </w:p>
-    <w:p>
-      <w:pPr>
-        <w:pStyle w:val="ListNumber"/>
-        <w:spacing w:after="60"/>
-      </w:pPr>
-      <w:r>
-        <w:rPr>
-          <w:rFonts w:ascii="Microsoft YaHei" w:hAnsi="Microsoft YaHei"/>
-        </w:rPr>
-      </w:r>
-      <w:r>
-        <w:rPr>
-          <w:rFonts w:ascii="Microsoft YaHei" w:hAnsi="Microsoft YaHei"/>
-          <w:b/>
-        </w:rPr>
-        <w:t>真机联调测试成功</w:t>
-      </w:r>
-      <w:r>
-        <w:rPr>
-          <w:rFonts w:ascii="Microsoft YaHei" w:hAnsi="Microsoft YaHei"/>
-        </w:rPr>
-        <w:t xml:space="preserve"> 📱📱</w:t>
-      </w:r>
-    </w:p>
-    <w:p>
-      <w:pPr>
-        <w:pStyle w:val="ListBullet"/>
-        <w:spacing w:after="60"/>
-      </w:pPr>
-      <w:r>
-        <w:rPr>
-          <w:rFonts w:ascii="Microsoft YaHei" w:hAnsi="Microsoft YaHei"/>
-        </w:rPr>
-        <w:t>我和女友分别用两个手机真实组成了“减脂小分队”。注册、输入邀请码、加入小队、每日拍照打卡、看板数据更新……全部流程百分百跑通！</w:t>
-      </w:r>
-    </w:p>
-    <w:p>
-      <w:pPr>
-        <w:spacing w:before="120" w:after="120"/>
-      </w:pPr>
-      <w:r>
-        <w:rPr>
-          <w:color w:val="B4B4B4"/>
-        </w:rPr>
-        <w:t>——————————————————————————————————————————————————</w:t>
-      </w:r>
-    </w:p>
-    <w:p>
-      <w:pPr>
-        <w:pStyle w:val="Heading3"/>
-        <w:keepNext/>
-        <w:spacing w:before="240" w:after="120"/>
-      </w:pPr>
-      <w:r>
-        <w:rPr>
-          <w:rFonts w:ascii="Microsoft YaHei" w:hAnsi="Microsoft YaHei"/>
-          <w:b/>
-          <w:color w:val="595959"/>
-          <w:sz w:val="24"/>
-        </w:rPr>
-      </w:r>
-      <w:r>
-        <w:rPr>
-          <w:rFonts w:ascii="Microsoft YaHei" w:hAnsi="Microsoft YaHei"/>
-          <w:b/>
-          <w:color w:val="595959"/>
-          <w:sz w:val="24"/>
-        </w:rPr>
-        <w:t>🎁 开发者碎碎念：</w:t>
-      </w:r>
-    </w:p>
-    <w:p>
-      <w:pPr>
-        <w:spacing w:after="120" w:line="276" w:lineRule="auto"/>
-      </w:pPr>
-      <w:r>
-        <w:rPr>
-          <w:rFonts w:ascii="Microsoft YaHei" w:hAnsi="Microsoft YaHei"/>
-        </w:rPr>
-        <w:t>看着两个测试手机并排摆在桌上，当一个账号打卡完，另一个账号的打卡榜单上对应的名字立刻亮起绿色对勾，那一刻的成就感真的无以言表！女朋友在一旁疯狂点击，说这个极简玻璃拟态 UI 越看越喜欢，我已经迫不及待想给第一批内测的宝子们体验了！</w:t>
-      </w:r>
-    </w:p>
-    <w:p>
-      <w:pPr>
-        <w:spacing w:after="120" w:line="276" w:lineRule="auto"/>
-      </w:pPr>
-      <w:r>
-        <w:rPr>
-          <w:rFonts w:ascii="Microsoft YaHei" w:hAnsi="Microsoft YaHei"/>
-        </w:rPr>
-        <w:t>下一阶段我们将攻克</w:t>
-      </w:r>
-      <w:r>
-        <w:rPr>
-          <w:rFonts w:ascii="Microsoft YaHei" w:hAnsi="Microsoft YaHei"/>
-          <w:b/>
-        </w:rPr>
-        <w:t>“AI 视觉大模型接口联调”</w:t>
-      </w:r>
-      <w:r>
-        <w:rPr>
-          <w:rFonts w:ascii="Microsoft YaHei" w:hAnsi="Microsoft YaHei"/>
-        </w:rPr>
-        <w:t>，把拍照识别实物的黑科技彻底跑通！</w:t>
-      </w:r>
-    </w:p>
-    <w:p>
-      <w:pPr>
-        <w:spacing w:after="120" w:line="276" w:lineRule="auto"/>
-      </w:pPr>
-      <w:r>
-        <w:rPr>
-          <w:rFonts w:ascii="Microsoft YaHei" w:hAnsi="Microsoft YaHei"/>
-        </w:rPr>
-        <w:t>大家觉得在小程序里，没打卡的人要不要在小队里被罚一个“猪头”或者“小丑”头像？😂</w:t>
-      </w:r>
-    </w:p>
-    <w:p>
-      <w:pPr>
-        <w:spacing w:after="120" w:line="276" w:lineRule="auto"/>
-      </w:pPr>
-      <w:r>
-        <w:rPr>
-          <w:rFonts w:ascii="Microsoft YaHei" w:hAnsi="Microsoft YaHei"/>
-        </w:rPr>
-        <w:t>想要第一批测试“防重油卡路里”和“闺蜜组队”的宝子们，欢迎在评论区抠【1】，下周联调好就来带大家一起玩！👇</w:t>
-      </w:r>
-    </w:p>
-    <w:p>
-      <w:pPr>
-        <w:spacing w:before="120" w:after="120"/>
-      </w:pPr>
-      <w:r>
-        <w:rPr>
-          <w:color w:val="B4B4B4"/>
-        </w:rPr>
-        <w:t>——————————————————————————————————————————————————</w:t>
-      </w:r>
-    </w:p>
-    <w:p>
-      <w:pPr>
-        <w:pStyle w:val="Heading3"/>
-        <w:keepNext/>
-        <w:spacing w:before="240" w:after="120"/>
-      </w:pPr>
-      <w:r>
-        <w:rPr>
-          <w:rFonts w:ascii="Microsoft YaHei" w:hAnsi="Microsoft YaHei"/>
-          <w:b/>
-          <w:color w:val="595959"/>
-          <w:sz w:val="24"/>
-        </w:rPr>
-      </w:r>
-      <w:r>
-        <w:rPr>
-          <w:rFonts w:ascii="Microsoft YaHei" w:hAnsi="Microsoft YaHei"/>
-          <w:b/>
-          <w:color w:val="595959"/>
-          <w:sz w:val="24"/>
-        </w:rPr>
         <w:t>🏷️ 热门标签推荐：</w:t>
       </w:r>
     </w:p>
     <w:p>
-      <w:pPr>
-        <w:spacing w:after="120" w:line="276" w:lineRule="auto"/>
-      </w:pPr>
       <w:r>
-        <w:rPr>
-          <w:rFonts w:ascii="Microsoft YaHei" w:hAnsi="Microsoft YaHei"/>
-        </w:rPr>
-        <w:t>#独立开发 #BuildInPublic #程序员的浪漫 #给女朋友写个APP #AI应用 #减脂打卡 #闺蜜组队 #健康饮食 #自律生活 #我的开发日记</w:t>
+        <w:t>#独立开发 #BuildInPublic #减脂打卡 #闺蜜组队 #减肥卡路里 #监督减肥 #自律生活 #我的开发日记</w:t>
       </w:r>
     </w:p>
     <w:p>
-      <w:pPr>
-        <w:spacing w:before="120" w:after="120"/>
-      </w:pPr>
       <w:r>
         <w:rPr>
-          <w:color w:val="B4B4B4"/>
+          <w:color w:val="C8C8C8"/>
         </w:rPr>
-        <w:t>——————————————————————————————————————————————————</w:t>
+        <w:t>____________________________________________________</w:t>
       </w:r>
     </w:p>
     <w:p>
       <w:pPr>
         <w:pStyle w:val="Heading2"/>
-        <w:keepNext/>
-        <w:spacing w:before="240" w:after="120"/>
       </w:pPr>
       <w:r>
-        <w:rPr>
-          <w:rFonts w:ascii="Microsoft YaHei" w:hAnsi="Microsoft YaHei"/>
-          <w:b/>
-          <w:color w:val="2E74B5"/>
-          <w:sz w:val="28"/>
-        </w:rPr>
-      </w:r>
-      <w:r>
-        <w:rPr>
-          <w:rFonts w:ascii="Microsoft YaHei" w:hAnsi="Microsoft YaHei"/>
-          <w:b/>
-          <w:color w:val="2E74B5"/>
-          <w:sz w:val="28"/>
-        </w:rPr>
         <w:t>📌 配图素材建议 (images/phase4 文件夹中已备好)：</w:t>
       </w:r>
     </w:p>
     <w:p>
       <w:pPr>
         <w:pStyle w:val="ListNumber"/>
-        <w:spacing w:after="60"/>
       </w:pPr>
+      <w:r/>
       <w:r>
         <w:rPr>
-          <w:rFonts w:ascii="Microsoft YaHei" w:hAnsi="Microsoft YaHei"/>
-        </w:rPr>
-      </w:r>
-      <w:r>
-        <w:rPr>
-          <w:rFonts w:ascii="Microsoft YaHei" w:hAnsi="Microsoft YaHei"/>
           <w:b/>
         </w:rPr>
         <w:t>图一 (封面)</w:t>
       </w:r>
       <w:r>
-        <w:rPr>
-          <w:rFonts w:ascii="Microsoft YaHei" w:hAnsi="Microsoft YaHei"/>
-        </w:rPr>
-        <w:t>：</w:t>
-      </w:r>
-      <w:r>
-        <w:rPr>
-          <w:rFonts w:ascii="Microsoft YaHei" w:hAnsi="Microsoft YaHei"/>
-          <w:color w:val="003399"/>
-          <w:u w:val="single"/>
-        </w:rPr>
-        <w:t>dynamic_checkin_success.png (file:///D:/heming/shike/文档/02_需求与交互设计/images/phase4/dynamic_checkin_success.png)</w:t>
-      </w:r>
-      <w:r>
-        <w:rPr>
-          <w:rFonts w:ascii="Microsoft YaHei" w:hAnsi="Microsoft YaHei"/>
-        </w:rPr>
-        <w:t xml:space="preserve"> (两个手机并排摆在木桌上，屏幕亮起高颜值对赌打卡界面，绿色对勾亮起的实拍概念图)</w:t>
+        <w:t>：[dynamic_checkin_success.png](file:///D:/heming/shike/文档/02_需求与交互设计/images/phase4/dynamic_checkin_success.png)</w:t>
       </w:r>
     </w:p>
     <w:p>
       <w:pPr>
         <w:pStyle w:val="ListNumber"/>
-        <w:spacing w:after="60"/>
       </w:pPr>
+      <w:r/>
       <w:r>
         <w:rPr>
-          <w:rFonts w:ascii="Microsoft YaHei" w:hAnsi="Microsoft YaHei"/>
-        </w:rPr>
-      </w:r>
-      <w:r>
-        <w:rPr>
-          <w:rFonts w:ascii="Microsoft YaHei" w:hAnsi="Microsoft YaHei"/>
           <w:b/>
         </w:rPr>
         <w:t>图二</w:t>
       </w:r>
       <w:r>
-        <w:rPr>
-          <w:rFonts w:ascii="Microsoft YaHei" w:hAnsi="Microsoft YaHei"/>
-        </w:rPr>
-        <w:t>：</w:t>
-      </w:r>
-      <w:r>
-        <w:rPr>
-          <w:rFonts w:ascii="Microsoft YaHei" w:hAnsi="Microsoft YaHei"/>
-          <w:color w:val="003399"/>
-          <w:u w:val="single"/>
-        </w:rPr>
-        <w:t>empty_state_guide.png (file:///D:/heming/shike/文档/02_需求与交互设计/images/phase4/empty_state_guide.png)</w:t>
-      </w:r>
-      <w:r>
-        <w:rPr>
-          <w:rFonts w:ascii="Microsoft YaHei" w:hAnsi="Microsoft YaHei"/>
-        </w:rPr>
-        <w:t xml:space="preserve"> (无小队状态下，磨砂玻璃拟态的“挑战指南”说明书页面，看起来十分高大上)</w:t>
+        <w:t>：[empty_state_guide.png](file:///D:/heming/shike/文档/02_需求与交互设计/images/phase4/empty_state_guide.png)</w:t>
       </w:r>
     </w:p>
     <w:p>
       <w:pPr>
         <w:pStyle w:val="ListNumber"/>
-        <w:spacing w:after="60"/>
       </w:pPr>
+      <w:r/>
       <w:r>
         <w:rPr>
-          <w:rFonts w:ascii="Microsoft YaHei" w:hAnsi="Microsoft YaHei"/>
-        </w:rPr>
-      </w:r>
-      <w:r>
-        <w:rPr>
-          <w:rFonts w:ascii="Microsoft YaHei" w:hAnsi="Microsoft YaHei"/>
           <w:b/>
         </w:rPr>
         <w:t>图三</w:t>
       </w:r>
       <w:r>
-        <w:rPr>
-          <w:rFonts w:ascii="Microsoft YaHei" w:hAnsi="Microsoft YaHei"/>
-        </w:rPr>
-        <w:t>：</w:t>
-      </w:r>
-      <w:r>
-        <w:rPr>
-          <w:rFonts w:ascii="Microsoft YaHei" w:hAnsi="Microsoft YaHei"/>
-          <w:color w:val="003399"/>
-          <w:u w:val="single"/>
-        </w:rPr>
-        <w:t>oil_save_success.png (file:///D:/heming/shike/文档/02_需求与交互设计/images/phase4/oil_save_success.png)</w:t>
-      </w:r>
-      <w:r>
-        <w:rPr>
-          <w:rFonts w:ascii="Microsoft YaHei" w:hAnsi="Microsoft YaHei"/>
-        </w:rPr>
-        <w:t xml:space="preserve"> (用户选择“清淡”保存成功后，热量扣减并在首页圆环渲染出最新剩余额度的流畅界面图)</w:t>
+        <w:t>：[oil_save_success.png](file:///D:/heming/shike/文档/02_需求与交互设计/images/phase4/oil_save_success.png)</w:t>
       </w:r>
     </w:p>
     <w:sectPr>
@@ -1086,10 +591,6 @@
     <w:name w:val="Normal"/>
     <w:qFormat/>
     <w:rsid w:val="00FC693F"/>
-    <w:rPr>
-      <w:rFonts w:ascii="Microsoft YaHei" w:hAnsi="Microsoft YaHei"/>
-      <w:sz w:val="22"/>
-    </w:rPr>
   </w:style>
   <w:style w:type="paragraph" w:styleId="Header">
     <w:name w:val="header"/>
